--- a/КурсоваФайли/Календарний план-графік.docx
+++ b/КурсоваФайли/Календарний план-графік.docx
@@ -31,8 +31,22 @@
         <w:rPr>
           <w:lang w:val="uk-UA"/>
         </w:rPr>
-        <w:t>Керівник курсової роботи</w:t>
+        <w:t xml:space="preserve">Керівник </w:t>
       </w:r>
+      <w:r>
+        <w:rPr>
+          <w:lang w:val="uk-UA"/>
+        </w:rPr>
+        <w:t xml:space="preserve">курсового </w:t>
+      </w:r>
+      <w:proofErr w:type="spellStart"/>
+      <w:r>
+        <w:rPr>
+          <w:lang w:val="uk-UA"/>
+        </w:rPr>
+        <w:t>проєкту</w:t>
+      </w:r>
+      <w:proofErr w:type="spellEnd"/>
     </w:p>
     <w:p>
       <w:pPr>
@@ -74,8 +88,16 @@
         <w:rPr>
           <w:lang w:val="uk-UA"/>
         </w:rPr>
-        <w:t>Т.М. Заболотня</w:t>
+        <w:t xml:space="preserve">Т.М. </w:t>
       </w:r>
+      <w:proofErr w:type="spellStart"/>
+      <w:r>
+        <w:rPr>
+          <w:lang w:val="uk-UA"/>
+        </w:rPr>
+        <w:t>Заболотня</w:t>
+      </w:r>
+      <w:proofErr w:type="spellEnd"/>
       <w:r>
         <w:rPr>
           <w:lang w:val="uk-UA"/>
@@ -204,20 +226,52 @@
         <w:rPr>
           <w:lang w:val="uk-UA"/>
         </w:rPr>
-        <w:t>виконання курсової</w:t>
+        <w:t xml:space="preserve">виконання </w:t>
       </w:r>
       <w:r>
         <w:rPr>
-          <w:spacing w:val="-13"/>
-          <w:lang w:val="uk-UA"/>
-        </w:rPr>
-        <w:t xml:space="preserve"> </w:t>
+          <w:lang w:val="uk-UA"/>
+        </w:rPr>
+        <w:t xml:space="preserve">курсового </w:t>
+      </w:r>
+      <w:proofErr w:type="spellStart"/>
+      <w:r>
+        <w:rPr>
+          <w:lang w:val="uk-UA"/>
+        </w:rPr>
+        <w:t>проєкту</w:t>
+      </w:r>
+      <w:proofErr w:type="spellEnd"/>
+    </w:p>
+    <w:p>
+      <w:pPr>
+        <w:spacing w:before="96" w:line="314" w:lineRule="auto"/>
+        <w:jc w:val="center"/>
+        <w:rPr>
+          <w:sz w:val="28"/>
+          <w:lang w:val="uk-UA"/>
+        </w:rPr>
+      </w:pPr>
+      <w:r>
+        <w:rPr>
+          <w:sz w:val="28"/>
+          <w:lang w:val="uk-UA"/>
+        </w:rPr>
+        <w:t>з дисципліни «</w:t>
       </w:r>
       <w:r>
         <w:rPr>
-          <w:lang w:val="uk-UA"/>
-        </w:rPr>
-        <w:t>роботи</w:t>
+          <w:sz w:val="28"/>
+          <w:lang w:val="uk-UA"/>
+        </w:rPr>
+        <w:t>П</w:t>
+      </w:r>
+      <w:r>
+        <w:rPr>
+          <w:sz w:val="28"/>
+          <w:lang w:val="uk-UA"/>
+        </w:rPr>
+        <w:t>рограмування»</w:t>
       </w:r>
     </w:p>
     <w:p>
@@ -225,6 +279,7 @@
         <w:spacing w:before="96" w:line="314" w:lineRule="auto"/>
         <w:jc w:val="center"/>
         <w:rPr>
+          <w:b/>
           <w:sz w:val="28"/>
           <w:lang w:val="uk-UA"/>
         </w:rPr>
@@ -234,33 +289,25 @@
           <w:sz w:val="28"/>
           <w:lang w:val="uk-UA"/>
         </w:rPr>
-        <w:t>з дисципліни «Об’єктно-орієнтоване програмування»</w:t>
+        <w:t xml:space="preserve">студентом </w:t>
       </w:r>
-    </w:p>
-    <w:p>
-      <w:pPr>
-        <w:spacing w:before="96" w:line="314" w:lineRule="auto"/>
-        <w:jc w:val="center"/>
+      <w:proofErr w:type="spellStart"/>
+      <w:r>
         <w:rPr>
           <w:b/>
           <w:sz w:val="28"/>
           <w:lang w:val="uk-UA"/>
         </w:rPr>
-      </w:pPr>
-      <w:r>
-        <w:rPr>
-          <w:sz w:val="28"/>
-          <w:lang w:val="uk-UA"/>
-        </w:rPr>
-        <w:t xml:space="preserve">студентом </w:t>
+        <w:t>Січкарем</w:t>
       </w:r>
+      <w:proofErr w:type="spellEnd"/>
       <w:r>
         <w:rPr>
           <w:b/>
           <w:sz w:val="28"/>
           <w:lang w:val="uk-UA"/>
         </w:rPr>
-        <w:t>Січкарем Максимом Ігоровичем</w:t>
+        <w:t xml:space="preserve"> Максимом Ігоровичем</w:t>
       </w:r>
     </w:p>
     <w:p>
@@ -508,7 +555,33 @@
                 <w:szCs w:val="28"/>
                 <w:lang w:val="uk-UA"/>
               </w:rPr>
-              <w:t xml:space="preserve">Затвердження теми курсової роботи. Аналіз літератури з ООП, </w:t>
+              <w:t xml:space="preserve">Затвердження теми </w:t>
+            </w:r>
+            <w:r>
+              <w:rPr>
+                <w:sz w:val="28"/>
+                <w:szCs w:val="28"/>
+                <w:lang w:val="uk-UA"/>
+              </w:rPr>
+              <w:t xml:space="preserve">курсового </w:t>
+            </w:r>
+            <w:proofErr w:type="spellStart"/>
+            <w:r>
+              <w:rPr>
+                <w:sz w:val="28"/>
+                <w:szCs w:val="28"/>
+                <w:lang w:val="uk-UA"/>
+              </w:rPr>
+              <w:t>проєкту</w:t>
+            </w:r>
+            <w:proofErr w:type="spellEnd"/>
+            <w:r>
+              <w:rPr>
+                <w:sz w:val="28"/>
+                <w:szCs w:val="28"/>
+                <w:lang w:val="uk-UA"/>
+              </w:rPr>
+              <w:t xml:space="preserve">. Аналіз літератури з ООП, </w:t>
             </w:r>
             <w:r>
               <w:rPr>
@@ -524,15 +597,79 @@
                 <w:szCs w:val="28"/>
                 <w:lang w:val="uk-UA"/>
               </w:rPr>
-              <w:t xml:space="preserve"> та шаблонів проєктування. </w:t>
-            </w:r>
-            <w:r>
-              <w:rPr>
-                <w:sz w:val="28"/>
-                <w:szCs w:val="28"/>
-                <w:lang w:val="ru-RU"/>
-              </w:rPr>
-              <w:t>Формування технічного завдання.</w:t>
+              <w:t xml:space="preserve"> та шаблонів </w:t>
+            </w:r>
+            <w:proofErr w:type="spellStart"/>
+            <w:r>
+              <w:rPr>
+                <w:sz w:val="28"/>
+                <w:szCs w:val="28"/>
+                <w:lang w:val="uk-UA"/>
+              </w:rPr>
+              <w:t>проєктування</w:t>
+            </w:r>
+            <w:proofErr w:type="spellEnd"/>
+            <w:r>
+              <w:rPr>
+                <w:sz w:val="28"/>
+                <w:szCs w:val="28"/>
+                <w:lang w:val="uk-UA"/>
+              </w:rPr>
+              <w:t xml:space="preserve">. </w:t>
+            </w:r>
+            <w:proofErr w:type="spellStart"/>
+            <w:r>
+              <w:rPr>
+                <w:sz w:val="28"/>
+                <w:szCs w:val="28"/>
+                <w:lang w:val="ru-RU"/>
+              </w:rPr>
+              <w:t>Формування</w:t>
+            </w:r>
+            <w:proofErr w:type="spellEnd"/>
+            <w:r>
+              <w:rPr>
+                <w:sz w:val="28"/>
+                <w:szCs w:val="28"/>
+                <w:lang w:val="ru-RU"/>
+              </w:rPr>
+              <w:t xml:space="preserve"> </w:t>
+            </w:r>
+            <w:proofErr w:type="spellStart"/>
+            <w:r>
+              <w:rPr>
+                <w:sz w:val="28"/>
+                <w:szCs w:val="28"/>
+                <w:lang w:val="ru-RU"/>
+              </w:rPr>
+              <w:t>технічного</w:t>
+            </w:r>
+            <w:proofErr w:type="spellEnd"/>
+            <w:r>
+              <w:rPr>
+                <w:sz w:val="28"/>
+                <w:szCs w:val="28"/>
+                <w:lang w:val="ru-RU"/>
+              </w:rPr>
+              <w:t xml:space="preserve"> </w:t>
+            </w:r>
+            <w:proofErr w:type="spellStart"/>
+            <w:r>
+              <w:rPr>
+                <w:sz w:val="28"/>
+                <w:szCs w:val="28"/>
+                <w:lang w:val="ru-RU"/>
+              </w:rPr>
+              <w:t>завдання</w:t>
+            </w:r>
+            <w:proofErr w:type="spellEnd"/>
+            <w:r>
+              <w:rPr>
+                <w:sz w:val="28"/>
+                <w:szCs w:val="28"/>
+                <w:lang w:val="ru-RU"/>
+              </w:rPr>
+              <w:t>.</w:t>
             </w:r>
           </w:p>
         </w:tc>
@@ -634,13 +771,131 @@
                 <w:lang w:val="uk-UA"/>
               </w:rPr>
             </w:pPr>
-            <w:r>
-              <w:rPr>
-                <w:sz w:val="28"/>
-                <w:szCs w:val="28"/>
-                <w:lang w:val="ru-RU"/>
-              </w:rPr>
-              <w:t>Аналіз предметної області та постановки задачі. Визначення основних transition-сценаріїв.</w:t>
+            <w:proofErr w:type="spellStart"/>
+            <w:r>
+              <w:rPr>
+                <w:sz w:val="28"/>
+                <w:szCs w:val="28"/>
+                <w:lang w:val="ru-RU"/>
+              </w:rPr>
+              <w:t>Аналіз</w:t>
+            </w:r>
+            <w:proofErr w:type="spellEnd"/>
+            <w:r>
+              <w:rPr>
+                <w:sz w:val="28"/>
+                <w:szCs w:val="28"/>
+                <w:lang w:val="ru-RU"/>
+              </w:rPr>
+              <w:t xml:space="preserve"> </w:t>
+            </w:r>
+            <w:proofErr w:type="spellStart"/>
+            <w:r>
+              <w:rPr>
+                <w:sz w:val="28"/>
+                <w:szCs w:val="28"/>
+                <w:lang w:val="ru-RU"/>
+              </w:rPr>
+              <w:t>предметної</w:t>
+            </w:r>
+            <w:proofErr w:type="spellEnd"/>
+            <w:r>
+              <w:rPr>
+                <w:sz w:val="28"/>
+                <w:szCs w:val="28"/>
+                <w:lang w:val="ru-RU"/>
+              </w:rPr>
+              <w:t xml:space="preserve"> </w:t>
+            </w:r>
+            <w:proofErr w:type="spellStart"/>
+            <w:r>
+              <w:rPr>
+                <w:sz w:val="28"/>
+                <w:szCs w:val="28"/>
+                <w:lang w:val="ru-RU"/>
+              </w:rPr>
+              <w:t>області</w:t>
+            </w:r>
+            <w:proofErr w:type="spellEnd"/>
+            <w:r>
+              <w:rPr>
+                <w:sz w:val="28"/>
+                <w:szCs w:val="28"/>
+                <w:lang w:val="ru-RU"/>
+              </w:rPr>
+              <w:t xml:space="preserve"> та постановки </w:t>
+            </w:r>
+            <w:proofErr w:type="spellStart"/>
+            <w:r>
+              <w:rPr>
+                <w:sz w:val="28"/>
+                <w:szCs w:val="28"/>
+                <w:lang w:val="ru-RU"/>
+              </w:rPr>
+              <w:t>задачі</w:t>
+            </w:r>
+            <w:proofErr w:type="spellEnd"/>
+            <w:r>
+              <w:rPr>
+                <w:sz w:val="28"/>
+                <w:szCs w:val="28"/>
+                <w:lang w:val="ru-RU"/>
+              </w:rPr>
+              <w:t xml:space="preserve">. </w:t>
+            </w:r>
+            <w:proofErr w:type="spellStart"/>
+            <w:r>
+              <w:rPr>
+                <w:sz w:val="28"/>
+                <w:szCs w:val="28"/>
+                <w:lang w:val="ru-RU"/>
+              </w:rPr>
+              <w:t>Визначення</w:t>
+            </w:r>
+            <w:proofErr w:type="spellEnd"/>
+            <w:r>
+              <w:rPr>
+                <w:sz w:val="28"/>
+                <w:szCs w:val="28"/>
+                <w:lang w:val="ru-RU"/>
+              </w:rPr>
+              <w:t xml:space="preserve"> </w:t>
+            </w:r>
+            <w:proofErr w:type="spellStart"/>
+            <w:r>
+              <w:rPr>
+                <w:sz w:val="28"/>
+                <w:szCs w:val="28"/>
+                <w:lang w:val="ru-RU"/>
+              </w:rPr>
+              <w:t>основних</w:t>
+            </w:r>
+            <w:proofErr w:type="spellEnd"/>
+            <w:r>
+              <w:rPr>
+                <w:sz w:val="28"/>
+                <w:szCs w:val="28"/>
+                <w:lang w:val="ru-RU"/>
+              </w:rPr>
+              <w:t xml:space="preserve"> </w:t>
+            </w:r>
+            <w:proofErr w:type="spellStart"/>
+            <w:r>
+              <w:rPr>
+                <w:sz w:val="28"/>
+                <w:szCs w:val="28"/>
+                <w:lang w:val="ru-RU"/>
+              </w:rPr>
+              <w:t>transition-сценаріїв</w:t>
+            </w:r>
+            <w:proofErr w:type="spellEnd"/>
+            <w:r>
+              <w:rPr>
+                <w:sz w:val="28"/>
+                <w:szCs w:val="28"/>
+                <w:lang w:val="ru-RU"/>
+              </w:rPr>
+              <w:t>.</w:t>
             </w:r>
           </w:p>
         </w:tc>
@@ -743,6 +998,7 @@
                 <w:lang w:val="uk-UA"/>
               </w:rPr>
             </w:pPr>
+            <w:proofErr w:type="spellStart"/>
             <w:r>
               <w:rPr>
                 <w:sz w:val="28"/>
@@ -751,6 +1007,7 @@
               </w:rPr>
               <w:t>Проєктування</w:t>
             </w:r>
+            <w:proofErr w:type="spellEnd"/>
             <w:r>
               <w:rPr>
                 <w:sz w:val="28"/>
@@ -758,6 +1015,7 @@
               </w:rPr>
               <w:t xml:space="preserve"> </w:t>
             </w:r>
+            <w:proofErr w:type="spellStart"/>
             <w:r>
               <w:rPr>
                 <w:sz w:val="28"/>
@@ -766,6 +1024,7 @@
               </w:rPr>
               <w:t>загальної</w:t>
             </w:r>
+            <w:proofErr w:type="spellEnd"/>
             <w:r>
               <w:rPr>
                 <w:sz w:val="28"/>
@@ -773,6 +1032,7 @@
               </w:rPr>
               <w:t xml:space="preserve"> </w:t>
             </w:r>
+            <w:proofErr w:type="spellStart"/>
             <w:r>
               <w:rPr>
                 <w:sz w:val="28"/>
@@ -781,6 +1041,7 @@
               </w:rPr>
               <w:t>архітектури</w:t>
             </w:r>
+            <w:proofErr w:type="spellEnd"/>
             <w:r>
               <w:rPr>
                 <w:sz w:val="28"/>
@@ -788,6 +1049,7 @@
               </w:rPr>
               <w:t xml:space="preserve"> </w:t>
             </w:r>
+            <w:proofErr w:type="spellStart"/>
             <w:r>
               <w:rPr>
                 <w:sz w:val="28"/>
@@ -796,6 +1058,7 @@
               </w:rPr>
               <w:t>застосунку</w:t>
             </w:r>
+            <w:proofErr w:type="spellEnd"/>
             <w:r>
               <w:rPr>
                 <w:sz w:val="28"/>
@@ -803,13 +1066,131 @@
               </w:rPr>
               <w:t xml:space="preserve"> (Functional / Non-Functional Architecture). </w:t>
             </w:r>
-            <w:r>
-              <w:rPr>
-                <w:sz w:val="28"/>
-                <w:szCs w:val="28"/>
-                <w:lang w:val="ru-RU"/>
-              </w:rPr>
-              <w:t>Вибір шаблонів проєктування та їх ролей у системі. Перше узгодження з керівником.</w:t>
+            <w:proofErr w:type="spellStart"/>
+            <w:r>
+              <w:rPr>
+                <w:sz w:val="28"/>
+                <w:szCs w:val="28"/>
+                <w:lang w:val="ru-RU"/>
+              </w:rPr>
+              <w:t>Вибір</w:t>
+            </w:r>
+            <w:proofErr w:type="spellEnd"/>
+            <w:r>
+              <w:rPr>
+                <w:sz w:val="28"/>
+                <w:szCs w:val="28"/>
+                <w:lang w:val="ru-RU"/>
+              </w:rPr>
+              <w:t xml:space="preserve"> </w:t>
+            </w:r>
+            <w:proofErr w:type="spellStart"/>
+            <w:r>
+              <w:rPr>
+                <w:sz w:val="28"/>
+                <w:szCs w:val="28"/>
+                <w:lang w:val="ru-RU"/>
+              </w:rPr>
+              <w:t>шаблонів</w:t>
+            </w:r>
+            <w:proofErr w:type="spellEnd"/>
+            <w:r>
+              <w:rPr>
+                <w:sz w:val="28"/>
+                <w:szCs w:val="28"/>
+                <w:lang w:val="ru-RU"/>
+              </w:rPr>
+              <w:t xml:space="preserve"> </w:t>
+            </w:r>
+            <w:proofErr w:type="spellStart"/>
+            <w:r>
+              <w:rPr>
+                <w:sz w:val="28"/>
+                <w:szCs w:val="28"/>
+                <w:lang w:val="ru-RU"/>
+              </w:rPr>
+              <w:t>проєктування</w:t>
+            </w:r>
+            <w:proofErr w:type="spellEnd"/>
+            <w:r>
+              <w:rPr>
+                <w:sz w:val="28"/>
+                <w:szCs w:val="28"/>
+                <w:lang w:val="ru-RU"/>
+              </w:rPr>
+              <w:t xml:space="preserve"> та </w:t>
+            </w:r>
+            <w:proofErr w:type="spellStart"/>
+            <w:r>
+              <w:rPr>
+                <w:sz w:val="28"/>
+                <w:szCs w:val="28"/>
+                <w:lang w:val="ru-RU"/>
+              </w:rPr>
+              <w:t>їх</w:t>
+            </w:r>
+            <w:proofErr w:type="spellEnd"/>
+            <w:r>
+              <w:rPr>
+                <w:sz w:val="28"/>
+                <w:szCs w:val="28"/>
+                <w:lang w:val="ru-RU"/>
+              </w:rPr>
+              <w:t xml:space="preserve"> ролей у </w:t>
+            </w:r>
+            <w:proofErr w:type="spellStart"/>
+            <w:r>
+              <w:rPr>
+                <w:sz w:val="28"/>
+                <w:szCs w:val="28"/>
+                <w:lang w:val="ru-RU"/>
+              </w:rPr>
+              <w:t>системі</w:t>
+            </w:r>
+            <w:proofErr w:type="spellEnd"/>
+            <w:r>
+              <w:rPr>
+                <w:sz w:val="28"/>
+                <w:szCs w:val="28"/>
+                <w:lang w:val="ru-RU"/>
+              </w:rPr>
+              <w:t xml:space="preserve">. Перше </w:t>
+            </w:r>
+            <w:proofErr w:type="spellStart"/>
+            <w:r>
+              <w:rPr>
+                <w:sz w:val="28"/>
+                <w:szCs w:val="28"/>
+                <w:lang w:val="ru-RU"/>
+              </w:rPr>
+              <w:t>узгодження</w:t>
+            </w:r>
+            <w:proofErr w:type="spellEnd"/>
+            <w:r>
+              <w:rPr>
+                <w:sz w:val="28"/>
+                <w:szCs w:val="28"/>
+                <w:lang w:val="ru-RU"/>
+              </w:rPr>
+              <w:t xml:space="preserve"> з </w:t>
+            </w:r>
+            <w:proofErr w:type="spellStart"/>
+            <w:r>
+              <w:rPr>
+                <w:sz w:val="28"/>
+                <w:szCs w:val="28"/>
+                <w:lang w:val="ru-RU"/>
+              </w:rPr>
+              <w:t>керівником</w:t>
+            </w:r>
+            <w:proofErr w:type="spellEnd"/>
+            <w:r>
+              <w:rPr>
+                <w:sz w:val="28"/>
+                <w:szCs w:val="28"/>
+                <w:lang w:val="ru-RU"/>
+              </w:rPr>
+              <w:t>.</w:t>
             </w:r>
           </w:p>
         </w:tc>
@@ -916,14 +1297,88 @@
                 <w:lang w:val="uk-UA"/>
               </w:rPr>
             </w:pPr>
-            <w:r>
-              <w:rPr>
-                <w:sz w:val="28"/>
-                <w:szCs w:val="28"/>
-                <w:lang w:val="ru-RU"/>
-              </w:rPr>
-              <w:t>Проєктування структури модулів та класів. Побудова</w:t>
-            </w:r>
+            <w:proofErr w:type="spellStart"/>
+            <w:r>
+              <w:rPr>
+                <w:sz w:val="28"/>
+                <w:szCs w:val="28"/>
+                <w:lang w:val="ru-RU"/>
+              </w:rPr>
+              <w:t>Проєктування</w:t>
+            </w:r>
+            <w:proofErr w:type="spellEnd"/>
+            <w:r>
+              <w:rPr>
+                <w:sz w:val="28"/>
+                <w:szCs w:val="28"/>
+                <w:lang w:val="ru-RU"/>
+              </w:rPr>
+              <w:t xml:space="preserve"> </w:t>
+            </w:r>
+            <w:proofErr w:type="spellStart"/>
+            <w:r>
+              <w:rPr>
+                <w:sz w:val="28"/>
+                <w:szCs w:val="28"/>
+                <w:lang w:val="ru-RU"/>
+              </w:rPr>
+              <w:t>структури</w:t>
+            </w:r>
+            <w:proofErr w:type="spellEnd"/>
+            <w:r>
+              <w:rPr>
+                <w:sz w:val="28"/>
+                <w:szCs w:val="28"/>
+                <w:lang w:val="ru-RU"/>
+              </w:rPr>
+              <w:t xml:space="preserve"> </w:t>
+            </w:r>
+            <w:proofErr w:type="spellStart"/>
+            <w:r>
+              <w:rPr>
+                <w:sz w:val="28"/>
+                <w:szCs w:val="28"/>
+                <w:lang w:val="ru-RU"/>
+              </w:rPr>
+              <w:t>модулів</w:t>
+            </w:r>
+            <w:proofErr w:type="spellEnd"/>
+            <w:r>
+              <w:rPr>
+                <w:sz w:val="28"/>
+                <w:szCs w:val="28"/>
+                <w:lang w:val="ru-RU"/>
+              </w:rPr>
+              <w:t xml:space="preserve"> та </w:t>
+            </w:r>
+            <w:proofErr w:type="spellStart"/>
+            <w:r>
+              <w:rPr>
+                <w:sz w:val="28"/>
+                <w:szCs w:val="28"/>
+                <w:lang w:val="ru-RU"/>
+              </w:rPr>
+              <w:t>класів</w:t>
+            </w:r>
+            <w:proofErr w:type="spellEnd"/>
+            <w:r>
+              <w:rPr>
+                <w:sz w:val="28"/>
+                <w:szCs w:val="28"/>
+                <w:lang w:val="ru-RU"/>
+              </w:rPr>
+              <w:t xml:space="preserve">. </w:t>
+            </w:r>
+            <w:proofErr w:type="spellStart"/>
+            <w:r>
+              <w:rPr>
+                <w:sz w:val="28"/>
+                <w:szCs w:val="28"/>
+                <w:lang w:val="ru-RU"/>
+              </w:rPr>
+              <w:t>Побудова</w:t>
+            </w:r>
+            <w:proofErr w:type="spellEnd"/>
             <w:r>
               <w:rPr>
                 <w:sz w:val="28"/>
@@ -931,6 +1386,7 @@
               </w:rPr>
               <w:t xml:space="preserve"> UML-</w:t>
             </w:r>
+            <w:proofErr w:type="spellStart"/>
             <w:r>
               <w:rPr>
                 <w:sz w:val="28"/>
@@ -939,6 +1395,7 @@
               </w:rPr>
               <w:t>діаграм</w:t>
             </w:r>
+            <w:proofErr w:type="spellEnd"/>
             <w:r>
               <w:rPr>
                 <w:sz w:val="28"/>
@@ -976,6 +1433,7 @@
               </w:rPr>
               <w:t xml:space="preserve"> transition-handler-</w:t>
             </w:r>
+            <w:proofErr w:type="spellStart"/>
             <w:r>
               <w:rPr>
                 <w:sz w:val="28"/>
@@ -984,6 +1442,7 @@
               </w:rPr>
               <w:t>ів</w:t>
             </w:r>
+            <w:proofErr w:type="spellEnd"/>
             <w:r>
               <w:rPr>
                 <w:sz w:val="28"/>
@@ -1091,13 +1550,23 @@
                 <w:szCs w:val="28"/>
               </w:rPr>
             </w:pPr>
-            <w:r>
-              <w:rPr>
-                <w:sz w:val="28"/>
-                <w:szCs w:val="28"/>
-                <w:lang w:val="uk-UA"/>
-              </w:rPr>
-              <w:t xml:space="preserve">Проєктування інтерфейсу користувача </w:t>
+            <w:proofErr w:type="spellStart"/>
+            <w:r>
+              <w:rPr>
+                <w:sz w:val="28"/>
+                <w:szCs w:val="28"/>
+                <w:lang w:val="uk-UA"/>
+              </w:rPr>
+              <w:t>Проєктування</w:t>
+            </w:r>
+            <w:proofErr w:type="spellEnd"/>
+            <w:r>
+              <w:rPr>
+                <w:sz w:val="28"/>
+                <w:szCs w:val="28"/>
+                <w:lang w:val="uk-UA"/>
+              </w:rPr>
+              <w:t xml:space="preserve"> інтерфейсу користувача </w:t>
             </w:r>
             <w:r>
               <w:rPr>
@@ -1137,8 +1606,27 @@
                 <w:szCs w:val="28"/>
                 <w:lang w:val="ru-RU"/>
               </w:rPr>
-              <w:t xml:space="preserve">Друге узгодження з </w:t>
-            </w:r>
+              <w:t xml:space="preserve">Друге </w:t>
+            </w:r>
+            <w:proofErr w:type="spellStart"/>
+            <w:r>
+              <w:rPr>
+                <w:sz w:val="28"/>
+                <w:szCs w:val="28"/>
+                <w:lang w:val="ru-RU"/>
+              </w:rPr>
+              <w:t>узгодження</w:t>
+            </w:r>
+            <w:proofErr w:type="spellEnd"/>
+            <w:r>
+              <w:rPr>
+                <w:sz w:val="28"/>
+                <w:szCs w:val="28"/>
+                <w:lang w:val="ru-RU"/>
+              </w:rPr>
+              <w:t xml:space="preserve"> з </w:t>
+            </w:r>
+            <w:proofErr w:type="spellStart"/>
             <w:r>
               <w:rPr>
                 <w:sz w:val="28"/>
@@ -1146,7 +1634,16 @@
                 <w:lang w:val="ru-RU"/>
               </w:rPr>
               <w:lastRenderedPageBreak/>
-              <w:t>керівником.</w:t>
+              <w:t>керівником</w:t>
+            </w:r>
+            <w:proofErr w:type="spellEnd"/>
+            <w:r>
+              <w:rPr>
+                <w:sz w:val="28"/>
+                <w:szCs w:val="28"/>
+                <w:lang w:val="ru-RU"/>
+              </w:rPr>
+              <w:t>.</w:t>
             </w:r>
           </w:p>
         </w:tc>
@@ -1255,7 +1752,61 @@
                 <w:szCs w:val="28"/>
                 <w:lang w:val="uk-UA"/>
               </w:rPr>
-              <w:t>Реалізація Builder та Singleton для конфігурації застосунку і Management System.</w:t>
+              <w:t xml:space="preserve">Реалізація </w:t>
+            </w:r>
+            <w:proofErr w:type="spellStart"/>
+            <w:r>
+              <w:rPr>
+                <w:sz w:val="28"/>
+                <w:szCs w:val="28"/>
+                <w:lang w:val="uk-UA"/>
+              </w:rPr>
+              <w:t>Builder</w:t>
+            </w:r>
+            <w:proofErr w:type="spellEnd"/>
+            <w:r>
+              <w:rPr>
+                <w:sz w:val="28"/>
+                <w:szCs w:val="28"/>
+                <w:lang w:val="uk-UA"/>
+              </w:rPr>
+              <w:t xml:space="preserve"> та </w:t>
+            </w:r>
+            <w:proofErr w:type="spellStart"/>
+            <w:r>
+              <w:rPr>
+                <w:sz w:val="28"/>
+                <w:szCs w:val="28"/>
+                <w:lang w:val="uk-UA"/>
+              </w:rPr>
+              <w:t>Singleton</w:t>
+            </w:r>
+            <w:proofErr w:type="spellEnd"/>
+            <w:r>
+              <w:rPr>
+                <w:sz w:val="28"/>
+                <w:szCs w:val="28"/>
+                <w:lang w:val="uk-UA"/>
+              </w:rPr>
+              <w:t xml:space="preserve"> для конфігурації застосунку і </w:t>
+            </w:r>
+            <w:proofErr w:type="spellStart"/>
+            <w:r>
+              <w:rPr>
+                <w:sz w:val="28"/>
+                <w:szCs w:val="28"/>
+                <w:lang w:val="uk-UA"/>
+              </w:rPr>
+              <w:t>Management</w:t>
+            </w:r>
+            <w:proofErr w:type="spellEnd"/>
+            <w:r>
+              <w:rPr>
+                <w:sz w:val="28"/>
+                <w:szCs w:val="28"/>
+                <w:lang w:val="uk-UA"/>
+              </w:rPr>
+              <w:t xml:space="preserve"> System.</w:t>
             </w:r>
           </w:p>
         </w:tc>
@@ -1434,13 +1985,149 @@
                       <w:lang w:val="en-US"/>
                     </w:rPr>
                   </w:pPr>
+                  <w:proofErr w:type="spellStart"/>
                   <w:r>
                     <w:rPr>
                       <w:sz w:val="28"/>
                       <w:szCs w:val="28"/>
                       <w:lang w:val="en-US"/>
                     </w:rPr>
-                    <w:t>Реалізація Factory Method та Chain of Responsibility для transition-handler-ів і маршрутизації transition-ів між шарами BL/DPL/DAL.</w:t>
+                    <w:t>Реалізація</w:t>
+                  </w:r>
+                  <w:proofErr w:type="spellEnd"/>
+                  <w:r>
+                    <w:rPr>
+                      <w:sz w:val="28"/>
+                      <w:szCs w:val="28"/>
+                      <w:lang w:val="en-US"/>
+                    </w:rPr>
+                    <w:t xml:space="preserve"> Factory Method </w:t>
+                  </w:r>
+                  <w:proofErr w:type="spellStart"/>
+                  <w:r>
+                    <w:rPr>
+                      <w:sz w:val="28"/>
+                      <w:szCs w:val="28"/>
+                      <w:lang w:val="en-US"/>
+                    </w:rPr>
+                    <w:t>та</w:t>
+                  </w:r>
+                  <w:proofErr w:type="spellEnd"/>
+                  <w:r>
+                    <w:rPr>
+                      <w:sz w:val="28"/>
+                      <w:szCs w:val="28"/>
+                      <w:lang w:val="en-US"/>
+                    </w:rPr>
+                    <w:t xml:space="preserve"> Chain of Responsibility </w:t>
+                  </w:r>
+                  <w:proofErr w:type="spellStart"/>
+                  <w:r>
+                    <w:rPr>
+                      <w:sz w:val="28"/>
+                      <w:szCs w:val="28"/>
+                      <w:lang w:val="en-US"/>
+                    </w:rPr>
+                    <w:t>для</w:t>
+                  </w:r>
+                  <w:proofErr w:type="spellEnd"/>
+                  <w:r>
+                    <w:rPr>
+                      <w:sz w:val="28"/>
+                      <w:szCs w:val="28"/>
+                      <w:lang w:val="en-US"/>
+                    </w:rPr>
+                    <w:t xml:space="preserve"> transition-handler-</w:t>
+                  </w:r>
+                  <w:proofErr w:type="spellStart"/>
+                  <w:r>
+                    <w:rPr>
+                      <w:sz w:val="28"/>
+                      <w:szCs w:val="28"/>
+                      <w:lang w:val="en-US"/>
+                    </w:rPr>
+                    <w:t>ів</w:t>
+                  </w:r>
+                  <w:proofErr w:type="spellEnd"/>
+                  <w:r>
+                    <w:rPr>
+                      <w:sz w:val="28"/>
+                      <w:szCs w:val="28"/>
+                      <w:lang w:val="en-US"/>
+                    </w:rPr>
+                    <w:t xml:space="preserve"> і </w:t>
+                  </w:r>
+                  <w:proofErr w:type="spellStart"/>
+                  <w:r>
+                    <w:rPr>
+                      <w:sz w:val="28"/>
+                      <w:szCs w:val="28"/>
+                      <w:lang w:val="en-US"/>
+                    </w:rPr>
+                    <w:t>маршрутизації</w:t>
+                  </w:r>
+                  <w:proofErr w:type="spellEnd"/>
+                  <w:r>
+                    <w:rPr>
+                      <w:sz w:val="28"/>
+                      <w:szCs w:val="28"/>
+                      <w:lang w:val="en-US"/>
+                    </w:rPr>
+                    <w:t xml:space="preserve"> transition-</w:t>
+                  </w:r>
+                  <w:proofErr w:type="spellStart"/>
+                  <w:r>
+                    <w:rPr>
+                      <w:sz w:val="28"/>
+                      <w:szCs w:val="28"/>
+                      <w:lang w:val="en-US"/>
+                    </w:rPr>
+                    <w:t>ів</w:t>
+                  </w:r>
+                  <w:proofErr w:type="spellEnd"/>
+                  <w:r>
+                    <w:rPr>
+                      <w:sz w:val="28"/>
+                      <w:szCs w:val="28"/>
+                      <w:lang w:val="en-US"/>
+                    </w:rPr>
+                    <w:t xml:space="preserve"> </w:t>
+                  </w:r>
+                  <w:proofErr w:type="spellStart"/>
+                  <w:r>
+                    <w:rPr>
+                      <w:sz w:val="28"/>
+                      <w:szCs w:val="28"/>
+                      <w:lang w:val="en-US"/>
+                    </w:rPr>
+                    <w:t>між</w:t>
+                  </w:r>
+                  <w:proofErr w:type="spellEnd"/>
+                  <w:r>
+                    <w:rPr>
+                      <w:sz w:val="28"/>
+                      <w:szCs w:val="28"/>
+                      <w:lang w:val="en-US"/>
+                    </w:rPr>
+                    <w:t xml:space="preserve"> </w:t>
+                  </w:r>
+                  <w:proofErr w:type="spellStart"/>
+                  <w:r>
+                    <w:rPr>
+                      <w:sz w:val="28"/>
+                      <w:szCs w:val="28"/>
+                      <w:lang w:val="en-US"/>
+                    </w:rPr>
+                    <w:t>шарами</w:t>
+                  </w:r>
+                  <w:proofErr w:type="spellEnd"/>
+                  <w:r>
+                    <w:rPr>
+                      <w:sz w:val="28"/>
+                      <w:szCs w:val="28"/>
+                      <w:lang w:val="en-US"/>
+                    </w:rPr>
+                    <w:t xml:space="preserve"> BL/DPL/DAL.</w:t>
                   </w:r>
                 </w:p>
               </w:tc>
@@ -1556,6 +2243,7 @@
                 <w:szCs w:val="28"/>
               </w:rPr>
             </w:pPr>
+            <w:proofErr w:type="spellStart"/>
             <w:r>
               <w:rPr>
                 <w:sz w:val="28"/>
@@ -1564,6 +2252,7 @@
               </w:rPr>
               <w:t>Реалізація</w:t>
             </w:r>
+            <w:proofErr w:type="spellEnd"/>
             <w:r>
               <w:rPr>
                 <w:sz w:val="28"/>
@@ -1716,6 +2405,7 @@
                 <w:szCs w:val="28"/>
               </w:rPr>
             </w:pPr>
+            <w:proofErr w:type="spellStart"/>
             <w:r>
               <w:rPr>
                 <w:sz w:val="28"/>
@@ -1724,6 +2414,7 @@
               </w:rPr>
               <w:t>Реалізація</w:t>
             </w:r>
+            <w:proofErr w:type="spellEnd"/>
             <w:r>
               <w:rPr>
                 <w:sz w:val="28"/>
@@ -1746,6 +2437,7 @@
               </w:rPr>
               <w:t xml:space="preserve"> </w:t>
             </w:r>
+            <w:proofErr w:type="spellStart"/>
             <w:r>
               <w:rPr>
                 <w:sz w:val="28"/>
@@ -1754,6 +2446,7 @@
               </w:rPr>
               <w:t>взаємодії</w:t>
             </w:r>
+            <w:proofErr w:type="spellEnd"/>
             <w:r>
               <w:rPr>
                 <w:sz w:val="28"/>
@@ -1761,6 +2454,7 @@
               </w:rPr>
               <w:t xml:space="preserve"> </w:t>
             </w:r>
+            <w:proofErr w:type="spellStart"/>
             <w:r>
               <w:rPr>
                 <w:sz w:val="28"/>
@@ -1769,6 +2463,7 @@
               </w:rPr>
               <w:t>між</w:t>
             </w:r>
+            <w:proofErr w:type="spellEnd"/>
             <w:r>
               <w:rPr>
                 <w:sz w:val="28"/>
@@ -1815,15 +2510,7 @@
                 <w:szCs w:val="28"/>
                 <w:lang w:val="uk-UA"/>
               </w:rPr>
-              <w:t>23.04.</w:t>
-            </w:r>
-            <w:r>
-              <w:rPr>
-                <w:sz w:val="28"/>
-                <w:szCs w:val="28"/>
-                <w:lang w:val="uk-UA"/>
-              </w:rPr>
-              <w:t>2026</w:t>
+              <w:t>23.04.2026</w:t>
             </w:r>
           </w:p>
         </w:tc>
@@ -1892,13 +2579,149 @@
                 <w:lang w:val="ru-RU"/>
               </w:rPr>
             </w:pPr>
-            <w:r>
-              <w:rPr>
-                <w:sz w:val="28"/>
-                <w:szCs w:val="28"/>
-                <w:lang w:val="ru-RU"/>
-              </w:rPr>
-              <w:t>Тестування програмного забезпечення. Аналіз коректності роботи патернів та transition-ів.</w:t>
+            <w:proofErr w:type="spellStart"/>
+            <w:r>
+              <w:rPr>
+                <w:sz w:val="28"/>
+                <w:szCs w:val="28"/>
+                <w:lang w:val="ru-RU"/>
+              </w:rPr>
+              <w:t>Тестування</w:t>
+            </w:r>
+            <w:proofErr w:type="spellEnd"/>
+            <w:r>
+              <w:rPr>
+                <w:sz w:val="28"/>
+                <w:szCs w:val="28"/>
+                <w:lang w:val="ru-RU"/>
+              </w:rPr>
+              <w:t xml:space="preserve"> </w:t>
+            </w:r>
+            <w:proofErr w:type="spellStart"/>
+            <w:r>
+              <w:rPr>
+                <w:sz w:val="28"/>
+                <w:szCs w:val="28"/>
+                <w:lang w:val="ru-RU"/>
+              </w:rPr>
+              <w:t>програмного</w:t>
+            </w:r>
+            <w:proofErr w:type="spellEnd"/>
+            <w:r>
+              <w:rPr>
+                <w:sz w:val="28"/>
+                <w:szCs w:val="28"/>
+                <w:lang w:val="ru-RU"/>
+              </w:rPr>
+              <w:t xml:space="preserve"> </w:t>
+            </w:r>
+            <w:proofErr w:type="spellStart"/>
+            <w:r>
+              <w:rPr>
+                <w:sz w:val="28"/>
+                <w:szCs w:val="28"/>
+                <w:lang w:val="ru-RU"/>
+              </w:rPr>
+              <w:t>забезпечення</w:t>
+            </w:r>
+            <w:proofErr w:type="spellEnd"/>
+            <w:r>
+              <w:rPr>
+                <w:sz w:val="28"/>
+                <w:szCs w:val="28"/>
+                <w:lang w:val="ru-RU"/>
+              </w:rPr>
+              <w:t xml:space="preserve">. </w:t>
+            </w:r>
+            <w:proofErr w:type="spellStart"/>
+            <w:r>
+              <w:rPr>
+                <w:sz w:val="28"/>
+                <w:szCs w:val="28"/>
+                <w:lang w:val="ru-RU"/>
+              </w:rPr>
+              <w:t>Аналіз</w:t>
+            </w:r>
+            <w:proofErr w:type="spellEnd"/>
+            <w:r>
+              <w:rPr>
+                <w:sz w:val="28"/>
+                <w:szCs w:val="28"/>
+                <w:lang w:val="ru-RU"/>
+              </w:rPr>
+              <w:t xml:space="preserve"> </w:t>
+            </w:r>
+            <w:proofErr w:type="spellStart"/>
+            <w:r>
+              <w:rPr>
+                <w:sz w:val="28"/>
+                <w:szCs w:val="28"/>
+                <w:lang w:val="ru-RU"/>
+              </w:rPr>
+              <w:t>коректності</w:t>
+            </w:r>
+            <w:proofErr w:type="spellEnd"/>
+            <w:r>
+              <w:rPr>
+                <w:sz w:val="28"/>
+                <w:szCs w:val="28"/>
+                <w:lang w:val="ru-RU"/>
+              </w:rPr>
+              <w:t xml:space="preserve"> </w:t>
+            </w:r>
+            <w:proofErr w:type="spellStart"/>
+            <w:r>
+              <w:rPr>
+                <w:sz w:val="28"/>
+                <w:szCs w:val="28"/>
+                <w:lang w:val="ru-RU"/>
+              </w:rPr>
+              <w:t>роботи</w:t>
+            </w:r>
+            <w:proofErr w:type="spellEnd"/>
+            <w:r>
+              <w:rPr>
+                <w:sz w:val="28"/>
+                <w:szCs w:val="28"/>
+                <w:lang w:val="ru-RU"/>
+              </w:rPr>
+              <w:t xml:space="preserve"> </w:t>
+            </w:r>
+            <w:proofErr w:type="spellStart"/>
+            <w:r>
+              <w:rPr>
+                <w:sz w:val="28"/>
+                <w:szCs w:val="28"/>
+                <w:lang w:val="ru-RU"/>
+              </w:rPr>
+              <w:t>патернів</w:t>
+            </w:r>
+            <w:proofErr w:type="spellEnd"/>
+            <w:r>
+              <w:rPr>
+                <w:sz w:val="28"/>
+                <w:szCs w:val="28"/>
+                <w:lang w:val="ru-RU"/>
+              </w:rPr>
+              <w:t xml:space="preserve"> та </w:t>
+            </w:r>
+            <w:proofErr w:type="spellStart"/>
+            <w:r>
+              <w:rPr>
+                <w:sz w:val="28"/>
+                <w:szCs w:val="28"/>
+                <w:lang w:val="ru-RU"/>
+              </w:rPr>
+              <w:t>transition-ів</w:t>
+            </w:r>
+            <w:proofErr w:type="spellEnd"/>
+            <w:r>
+              <w:rPr>
+                <w:sz w:val="28"/>
+                <w:szCs w:val="28"/>
+                <w:lang w:val="ru-RU"/>
+              </w:rPr>
+              <w:t>.</w:t>
             </w:r>
           </w:p>
         </w:tc>
@@ -1924,15 +2747,7 @@
                 <w:szCs w:val="28"/>
                 <w:lang w:val="uk-UA"/>
               </w:rPr>
-              <w:t>24.</w:t>
-            </w:r>
-            <w:r>
-              <w:rPr>
-                <w:sz w:val="28"/>
-                <w:szCs w:val="28"/>
-                <w:lang w:val="uk-UA"/>
-              </w:rPr>
-              <w:t>04.2026</w:t>
+              <w:t>24.04.2026</w:t>
             </w:r>
           </w:p>
         </w:tc>
@@ -2001,13 +2816,131 @@
                 <w:lang w:val="ru-RU"/>
               </w:rPr>
             </w:pPr>
-            <w:r>
-              <w:rPr>
-                <w:sz w:val="28"/>
-                <w:szCs w:val="28"/>
-                <w:lang w:val="ru-RU"/>
-              </w:rPr>
-              <w:t>Демонстрація першого варіанту застосунку. Третє узгодження з керівником.</w:t>
+            <w:proofErr w:type="spellStart"/>
+            <w:r>
+              <w:rPr>
+                <w:sz w:val="28"/>
+                <w:szCs w:val="28"/>
+                <w:lang w:val="ru-RU"/>
+              </w:rPr>
+              <w:t>Демонстрація</w:t>
+            </w:r>
+            <w:proofErr w:type="spellEnd"/>
+            <w:r>
+              <w:rPr>
+                <w:sz w:val="28"/>
+                <w:szCs w:val="28"/>
+                <w:lang w:val="ru-RU"/>
+              </w:rPr>
+              <w:t xml:space="preserve"> </w:t>
+            </w:r>
+            <w:proofErr w:type="spellStart"/>
+            <w:r>
+              <w:rPr>
+                <w:sz w:val="28"/>
+                <w:szCs w:val="28"/>
+                <w:lang w:val="ru-RU"/>
+              </w:rPr>
+              <w:t>першого</w:t>
+            </w:r>
+            <w:proofErr w:type="spellEnd"/>
+            <w:r>
+              <w:rPr>
+                <w:sz w:val="28"/>
+                <w:szCs w:val="28"/>
+                <w:lang w:val="ru-RU"/>
+              </w:rPr>
+              <w:t xml:space="preserve"> </w:t>
+            </w:r>
+            <w:proofErr w:type="spellStart"/>
+            <w:r>
+              <w:rPr>
+                <w:sz w:val="28"/>
+                <w:szCs w:val="28"/>
+                <w:lang w:val="ru-RU"/>
+              </w:rPr>
+              <w:t>варіанту</w:t>
+            </w:r>
+            <w:proofErr w:type="spellEnd"/>
+            <w:r>
+              <w:rPr>
+                <w:sz w:val="28"/>
+                <w:szCs w:val="28"/>
+                <w:lang w:val="ru-RU"/>
+              </w:rPr>
+              <w:t xml:space="preserve"> </w:t>
+            </w:r>
+            <w:proofErr w:type="spellStart"/>
+            <w:r>
+              <w:rPr>
+                <w:sz w:val="28"/>
+                <w:szCs w:val="28"/>
+                <w:lang w:val="ru-RU"/>
+              </w:rPr>
+              <w:t>застосунку</w:t>
+            </w:r>
+            <w:proofErr w:type="spellEnd"/>
+            <w:r>
+              <w:rPr>
+                <w:sz w:val="28"/>
+                <w:szCs w:val="28"/>
+                <w:lang w:val="ru-RU"/>
+              </w:rPr>
+              <w:t xml:space="preserve">. </w:t>
+            </w:r>
+            <w:proofErr w:type="spellStart"/>
+            <w:r>
+              <w:rPr>
+                <w:sz w:val="28"/>
+                <w:szCs w:val="28"/>
+                <w:lang w:val="ru-RU"/>
+              </w:rPr>
+              <w:t>Третє</w:t>
+            </w:r>
+            <w:proofErr w:type="spellEnd"/>
+            <w:r>
+              <w:rPr>
+                <w:sz w:val="28"/>
+                <w:szCs w:val="28"/>
+                <w:lang w:val="ru-RU"/>
+              </w:rPr>
+              <w:t xml:space="preserve"> </w:t>
+            </w:r>
+            <w:proofErr w:type="spellStart"/>
+            <w:r>
+              <w:rPr>
+                <w:sz w:val="28"/>
+                <w:szCs w:val="28"/>
+                <w:lang w:val="ru-RU"/>
+              </w:rPr>
+              <w:t>узгодження</w:t>
+            </w:r>
+            <w:proofErr w:type="spellEnd"/>
+            <w:r>
+              <w:rPr>
+                <w:sz w:val="28"/>
+                <w:szCs w:val="28"/>
+                <w:lang w:val="ru-RU"/>
+              </w:rPr>
+              <w:t xml:space="preserve"> з </w:t>
+            </w:r>
+            <w:proofErr w:type="spellStart"/>
+            <w:r>
+              <w:rPr>
+                <w:sz w:val="28"/>
+                <w:szCs w:val="28"/>
+                <w:lang w:val="ru-RU"/>
+              </w:rPr>
+              <w:t>керівником</w:t>
+            </w:r>
+            <w:proofErr w:type="spellEnd"/>
+            <w:r>
+              <w:rPr>
+                <w:sz w:val="28"/>
+                <w:szCs w:val="28"/>
+                <w:lang w:val="ru-RU"/>
+              </w:rPr>
+              <w:t>.</w:t>
             </w:r>
           </w:p>
         </w:tc>
@@ -2033,15 +2966,7 @@
                 <w:szCs w:val="28"/>
                 <w:lang w:val="uk-UA"/>
               </w:rPr>
-              <w:t>27</w:t>
-            </w:r>
-            <w:r>
-              <w:rPr>
-                <w:sz w:val="28"/>
-                <w:szCs w:val="28"/>
-                <w:lang w:val="uk-UA"/>
-              </w:rPr>
-              <w:t>.04.2026</w:t>
+              <w:t>27.04.2026</w:t>
             </w:r>
           </w:p>
         </w:tc>
@@ -2110,13 +3035,113 @@
                 <w:lang w:val="ru-RU"/>
               </w:rPr>
             </w:pPr>
-            <w:r>
-              <w:rPr>
-                <w:sz w:val="28"/>
-                <w:szCs w:val="28"/>
-                <w:lang w:val="ru-RU"/>
-              </w:rPr>
-              <w:t>Підготовка пояснювальної записки, документації, UML-діаграм та інструкції користувача.</w:t>
+            <w:proofErr w:type="spellStart"/>
+            <w:r>
+              <w:rPr>
+                <w:sz w:val="28"/>
+                <w:szCs w:val="28"/>
+                <w:lang w:val="ru-RU"/>
+              </w:rPr>
+              <w:t>Підготовка</w:t>
+            </w:r>
+            <w:proofErr w:type="spellEnd"/>
+            <w:r>
+              <w:rPr>
+                <w:sz w:val="28"/>
+                <w:szCs w:val="28"/>
+                <w:lang w:val="ru-RU"/>
+              </w:rPr>
+              <w:t xml:space="preserve"> </w:t>
+            </w:r>
+            <w:proofErr w:type="spellStart"/>
+            <w:r>
+              <w:rPr>
+                <w:sz w:val="28"/>
+                <w:szCs w:val="28"/>
+                <w:lang w:val="ru-RU"/>
+              </w:rPr>
+              <w:t>пояснювальної</w:t>
+            </w:r>
+            <w:proofErr w:type="spellEnd"/>
+            <w:r>
+              <w:rPr>
+                <w:sz w:val="28"/>
+                <w:szCs w:val="28"/>
+                <w:lang w:val="ru-RU"/>
+              </w:rPr>
+              <w:t xml:space="preserve"> записки, </w:t>
+            </w:r>
+            <w:proofErr w:type="spellStart"/>
+            <w:r>
+              <w:rPr>
+                <w:sz w:val="28"/>
+                <w:szCs w:val="28"/>
+                <w:lang w:val="ru-RU"/>
+              </w:rPr>
+              <w:t>документації</w:t>
+            </w:r>
+            <w:proofErr w:type="spellEnd"/>
+            <w:r>
+              <w:rPr>
+                <w:sz w:val="28"/>
+                <w:szCs w:val="28"/>
+                <w:lang w:val="ru-RU"/>
+              </w:rPr>
+              <w:t>, UML-</w:t>
+            </w:r>
+            <w:proofErr w:type="spellStart"/>
+            <w:r>
+              <w:rPr>
+                <w:sz w:val="28"/>
+                <w:szCs w:val="28"/>
+                <w:lang w:val="ru-RU"/>
+              </w:rPr>
+              <w:t>діаграм</w:t>
+            </w:r>
+            <w:proofErr w:type="spellEnd"/>
+            <w:r>
+              <w:rPr>
+                <w:sz w:val="28"/>
+                <w:szCs w:val="28"/>
+                <w:lang w:val="ru-RU"/>
+              </w:rPr>
+              <w:t xml:space="preserve"> та </w:t>
+            </w:r>
+            <w:proofErr w:type="spellStart"/>
+            <w:r>
+              <w:rPr>
+                <w:sz w:val="28"/>
+                <w:szCs w:val="28"/>
+                <w:lang w:val="ru-RU"/>
+              </w:rPr>
+              <w:t>інструкції</w:t>
+            </w:r>
+            <w:proofErr w:type="spellEnd"/>
+            <w:r>
+              <w:rPr>
+                <w:sz w:val="28"/>
+                <w:szCs w:val="28"/>
+                <w:lang w:val="ru-RU"/>
+              </w:rPr>
+              <w:t xml:space="preserve"> </w:t>
+            </w:r>
+            <w:proofErr w:type="spellStart"/>
+            <w:r>
+              <w:rPr>
+                <w:sz w:val="28"/>
+                <w:szCs w:val="28"/>
+                <w:lang w:val="ru-RU"/>
+              </w:rPr>
+              <w:t>користувача</w:t>
+            </w:r>
+            <w:proofErr w:type="spellEnd"/>
+            <w:r>
+              <w:rPr>
+                <w:sz w:val="28"/>
+                <w:szCs w:val="28"/>
+                <w:lang w:val="ru-RU"/>
+              </w:rPr>
+              <w:t>.</w:t>
             </w:r>
           </w:p>
         </w:tc>
@@ -2142,31 +3167,7 @@
                 <w:szCs w:val="28"/>
                 <w:lang w:val="uk-UA"/>
               </w:rPr>
-              <w:t>03</w:t>
-            </w:r>
-            <w:r>
-              <w:rPr>
-                <w:sz w:val="28"/>
-                <w:szCs w:val="28"/>
-                <w:lang w:val="uk-UA"/>
-              </w:rPr>
-              <w:t>.0</w:t>
-            </w:r>
-            <w:r>
-              <w:rPr>
-                <w:sz w:val="28"/>
-                <w:szCs w:val="28"/>
-                <w:lang w:val="uk-UA"/>
-              </w:rPr>
-              <w:t>5</w:t>
-            </w:r>
-            <w:r>
-              <w:rPr>
-                <w:sz w:val="28"/>
-                <w:szCs w:val="28"/>
-                <w:lang w:val="uk-UA"/>
-              </w:rPr>
-              <w:t>.2026</w:t>
+              <w:t>03.05.2026</w:t>
             </w:r>
           </w:p>
         </w:tc>
@@ -2235,13 +3236,85 @@
                 <w:lang w:val="ru-RU"/>
               </w:rPr>
             </w:pPr>
-            <w:r>
-              <w:rPr>
-                <w:sz w:val="28"/>
-                <w:szCs w:val="28"/>
-                <w:lang w:val="ru-RU"/>
-              </w:rPr>
-              <w:t>Підготовка до захисту та захист курсової роботи.</w:t>
+            <w:proofErr w:type="spellStart"/>
+            <w:r>
+              <w:rPr>
+                <w:sz w:val="28"/>
+                <w:szCs w:val="28"/>
+                <w:lang w:val="ru-RU"/>
+              </w:rPr>
+              <w:t>Підготовка</w:t>
+            </w:r>
+            <w:proofErr w:type="spellEnd"/>
+            <w:r>
+              <w:rPr>
+                <w:sz w:val="28"/>
+                <w:szCs w:val="28"/>
+                <w:lang w:val="ru-RU"/>
+              </w:rPr>
+              <w:t xml:space="preserve"> до </w:t>
+            </w:r>
+            <w:proofErr w:type="spellStart"/>
+            <w:r>
+              <w:rPr>
+                <w:sz w:val="28"/>
+                <w:szCs w:val="28"/>
+                <w:lang w:val="ru-RU"/>
+              </w:rPr>
+              <w:t>захисту</w:t>
+            </w:r>
+            <w:proofErr w:type="spellEnd"/>
+            <w:r>
+              <w:rPr>
+                <w:sz w:val="28"/>
+                <w:szCs w:val="28"/>
+                <w:lang w:val="ru-RU"/>
+              </w:rPr>
+              <w:t xml:space="preserve"> та </w:t>
+            </w:r>
+            <w:proofErr w:type="spellStart"/>
+            <w:r>
+              <w:rPr>
+                <w:sz w:val="28"/>
+                <w:szCs w:val="28"/>
+                <w:lang w:val="ru-RU"/>
+              </w:rPr>
+              <w:t>захист</w:t>
+            </w:r>
+            <w:proofErr w:type="spellEnd"/>
+            <w:r>
+              <w:rPr>
+                <w:sz w:val="28"/>
+                <w:szCs w:val="28"/>
+                <w:lang w:val="ru-RU"/>
+              </w:rPr>
+              <w:t xml:space="preserve"> </w:t>
+            </w:r>
+            <w:r>
+              <w:rPr>
+                <w:sz w:val="28"/>
+                <w:szCs w:val="28"/>
+                <w:lang w:val="ru-RU"/>
+              </w:rPr>
+              <w:t xml:space="preserve">курсового </w:t>
+            </w:r>
+            <w:proofErr w:type="spellStart"/>
+            <w:r>
+              <w:rPr>
+                <w:sz w:val="28"/>
+                <w:szCs w:val="28"/>
+                <w:lang w:val="ru-RU"/>
+              </w:rPr>
+              <w:t>проєкту</w:t>
+            </w:r>
+            <w:proofErr w:type="spellEnd"/>
+            <w:r>
+              <w:rPr>
+                <w:sz w:val="28"/>
+                <w:szCs w:val="28"/>
+                <w:lang w:val="ru-RU"/>
+              </w:rPr>
+              <w:t>.</w:t>
             </w:r>
           </w:p>
         </w:tc>
@@ -2267,23 +3340,7 @@
                 <w:szCs w:val="28"/>
                 <w:lang w:val="uk-UA"/>
               </w:rPr>
-              <w:t>0</w:t>
-            </w:r>
-            <w:r>
-              <w:rPr>
-                <w:sz w:val="28"/>
-                <w:szCs w:val="28"/>
-                <w:lang w:val="uk-UA"/>
-              </w:rPr>
-              <w:t>8</w:t>
-            </w:r>
-            <w:r>
-              <w:rPr>
-                <w:sz w:val="28"/>
-                <w:szCs w:val="28"/>
-                <w:lang w:val="uk-UA"/>
-              </w:rPr>
-              <w:t>.05.2026</w:t>
+              <w:t>08.05.2026</w:t>
             </w:r>
           </w:p>
         </w:tc>
@@ -3178,6 +4235,7 @@
   <w:style w:type="character" w:default="1" w:styleId="DefaultParagraphFont">
     <w:name w:val="Default Paragraph Font"/>
     <w:uiPriority w:val="1"/>
+    <w:semiHidden/>
     <w:unhideWhenUsed/>
   </w:style>
   <w:style w:type="table" w:default="1" w:styleId="TableNormal">
